--- a/pr-preview/pr-310/linear-algebra-rank-nullity-tracked-changes.docx
+++ b/pr-preview/pr-310/linear-algebra-rank-nullity-tracked-changes.docx
@@ -16,7 +16,7 @@
       </w:pPr>
       <w:del w:id="1" w:author="PR Preview" w:date="2026-01-01T00:00:00Z">
         <w:r>
-          <w:delText xml:space="preserve">Last modified: 2026-10-15 08:28:32 (PDT)</w:delText>
+          <w:delText xml:space="preserve">Last modified: 2026-10-15 12:42:30 (PDT)</w:delText>
         </w:r>
       </w:del>
     </w:p>
@@ -26,7 +26,7 @@
       </w:pPr>
       <w:ins w:id="2" w:author="PR Preview" w:date="2026-01-01T00:00:00Z">
         <w:r>
-          <w:t xml:space="preserve">Last modified: 2026-10-15 08:32:48 (PDT)</w:t>
+          <w:t xml:space="preserve">Last modified: 2026-10-15 13:37:28 (PDT)</w:t>
         </w:r>
       </w:ins>
     </w:p>
@@ -1004,7 +1004,7 @@
           <w:rPr>
             <w:rStyle w:val="Hyperlink"/>
           </w:rPr>
-          <w:t xml:space="preserve">Definition 11 in Matrices</w:t>
+          <w:t xml:space="preserve">Definition 13 in Matrices</w:t>
         </w:r>
       </w:hyperlink>
       <w:r>
@@ -5624,7 +5624,7 @@
                   <m:nor/>
                   <m:sty m:val="p"/>
                 </m:rPr>
-                <m:t>Definition 11 in Matrices</m:t>
+                <m:t>Definition 13 in Matrices</m:t>
               </m:r>
               <m:r>
                 <m:rPr>
@@ -5829,7 +5829,7 @@
                   <m:nor/>
                   <m:sty m:val="p"/>
                 </m:rPr>
-                <m:t>Definition 11 in Matrices</m:t>
+                <m:t>Definition 13 in Matrices</m:t>
               </m:r>
               <m:r>
                 <m:rPr>
@@ -18449,7 +18449,7 @@
           <w:rPr>
             <w:rStyle w:val="Hyperlink"/>
           </w:rPr>
-          <w:t xml:space="preserve">Definition 8 in Subspaces and Rank</w:t>
+          <w:t xml:space="preserve">Definition 9 in Subspaces and Rank</w:t>
         </w:r>
       </w:hyperlink>
       <w:r>
@@ -28575,7 +28575,7 @@
           <w:rPr>
             <w:rStyle w:val="Hyperlink"/>
           </w:rPr>
-          <w:t xml:space="preserve">Definition 16 in Matrices</w:t>
+          <w:t xml:space="preserve">Definition 18 in Matrices</w:t>
         </w:r>
       </w:hyperlink>
       <w:r>
@@ -29015,7 +29015,7 @@
                   <m:nor/>
                   <m:sty m:val="p"/>
                 </m:rPr>
-                <m:t>Definition 6 in Vectors</m:t>
+                <m:t>Definition 7 in Vectors</m:t>
               </m:r>
               <m:r>
                 <m:rPr>
@@ -29531,7 +29531,7 @@
           <w:rPr>
             <w:rStyle w:val="Hyperlink"/>
           </w:rPr>
-          <w:t xml:space="preserve">Definition 19 in Matrices</w:t>
+          <w:t xml:space="preserve">Definition 22 in Matrices</w:t>
         </w:r>
       </w:hyperlink>
       <w:r>
@@ -29781,7 +29781,7 @@
           <w:rPr>
             <w:rStyle w:val="Hyperlink"/>
           </w:rPr>
-          <w:t xml:space="preserve">Definition 8 in Subspaces and Rank</w:t>
+          <w:t xml:space="preserve">Definition 9 in Subspaces and Rank</w:t>
         </w:r>
       </w:hyperlink>
       <w:r>
@@ -30131,7 +30131,7 @@
           <w:rPr>
             <w:rStyle w:val="Hyperlink"/>
           </w:rPr>
-          <w:t xml:space="preserve">Definition 13 in Vectors</w:t>
+          <w:t xml:space="preserve">Definition 15 in Vectors</w:t>
         </w:r>
       </w:hyperlink>
       <w:r>
@@ -34949,7 +34949,7 @@
           <w:rPr>
             <w:rStyle w:val="Hyperlink"/>
           </w:rPr>
-          <w:t xml:space="preserve">Definition 19 in Matrices</w:t>
+          <w:t xml:space="preserve">Definition 22 in Matrices</w:t>
         </w:r>
       </w:hyperlink>
       <w:r>
@@ -39370,7 +39370,7 @@
           <w:rPr>
             <w:rStyle w:val="Hyperlink"/>
           </w:rPr>
-          <w:t xml:space="preserve">Definition 19 in Matrices</w:t>
+          <w:t xml:space="preserve">Definition 22 in Matrices</w:t>
         </w:r>
       </w:hyperlink>
       <w:r>
@@ -40270,7 +40270,7 @@
           <w:rPr>
             <w:rStyle w:val="Hyperlink"/>
           </w:rPr>
-          <w:t xml:space="preserve">Definition 19 in Matrices</w:t>
+          <w:t xml:space="preserve">Definition 22 in Matrices</w:t>
         </w:r>
       </w:hyperlink>
       <w:r>
@@ -44155,7 +44155,7 @@
           <w:rPr>
             <w:rStyle w:val="Hyperlink"/>
           </w:rPr>
-          <w:t xml:space="preserve">Definition 8 in Subspaces and Rank</w:t>
+          <w:t xml:space="preserve">Definition 9 in Subspaces and Rank</w:t>
         </w:r>
       </w:hyperlink>
       <w:r>
@@ -44545,7 +44545,7 @@
           <w:rPr>
             <w:rStyle w:val="Hyperlink"/>
           </w:rPr>
-          <w:t xml:space="preserve">Definition 19 in Matrices</w:t>
+          <w:t xml:space="preserve">Definition 22 in Matrices</w:t>
         </w:r>
       </w:hyperlink>
       <w:r>
